--- a/Taylor/PHP Vue/Taylor Pentz.docx
+++ b/Taylor/PHP Vue/Taylor Pentz.docx
@@ -118,10 +118,8 @@
           <w:rFonts w:ascii="Times New Roman" w:hAnsi="Times New Roman" w:cs="Times New Roman"/>
           <w:sz w:val="24"/>
         </w:rPr>
-        <w:t>https://www.linkedin.com/in/taylor-pentz-10a92a3aa</w:t>
-      </w:r>
-      <w:bookmarkStart w:id="0" w:name="_GoBack"/>
-      <w:bookmarkEnd w:id="0"/>
+        <w:t>https://www.linkedin.com/in/taylor-p-b0389a3ba</w:t>
+      </w:r>
     </w:p>
     <w:p>
       <w:pPr>
@@ -159,6 +157,8 @@
         </w:rPr>
         <w:t>Professional Summary</w:t>
       </w:r>
+      <w:bookmarkStart w:id="0" w:name="_GoBack"/>
+      <w:bookmarkEnd w:id="0"/>
     </w:p>
     <w:p>
       <w:pPr>
@@ -187,42 +187,8 @@
           <w:sz w:val="24"/>
           <w:szCs w:val="24"/>
         </w:rPr>
-        <w:t xml:space="preserve">PHP, Vue.js, SQL, </w:t>
-      </w:r>
-      <w:proofErr w:type="spellStart"/>
-      <w:r>
-        <w:rPr>
-          <w:rFonts w:ascii="Times New Roman" w:eastAsia="Times New Roman" w:hAnsi="Times New Roman" w:cs="Times New Roman"/>
-          <w:b/>
-          <w:bCs/>
-          <w:sz w:val="24"/>
-          <w:szCs w:val="24"/>
-        </w:rPr>
-        <w:t>NoSQL</w:t>
-      </w:r>
-      <w:proofErr w:type="spellEnd"/>
-      <w:r>
-        <w:rPr>
-          <w:rFonts w:ascii="Times New Roman" w:eastAsia="Times New Roman" w:hAnsi="Times New Roman" w:cs="Times New Roman"/>
-          <w:b/>
-          <w:bCs/>
-          <w:sz w:val="24"/>
-          <w:szCs w:val="24"/>
-        </w:rPr>
-        <w:t xml:space="preserve">, AWS, GCP, and </w:t>
-      </w:r>
-      <w:proofErr w:type="spellStart"/>
-      <w:r>
-        <w:rPr>
-          <w:rFonts w:ascii="Times New Roman" w:eastAsia="Times New Roman" w:hAnsi="Times New Roman" w:cs="Times New Roman"/>
-          <w:b/>
-          <w:bCs/>
-          <w:sz w:val="24"/>
-          <w:szCs w:val="24"/>
-        </w:rPr>
-        <w:t>Docker</w:t>
-      </w:r>
-      <w:proofErr w:type="spellEnd"/>
+        <w:t>PHP, Vue.js, SQL, NoSQL, AWS, GCP, and Docker</w:t>
+      </w:r>
       <w:r>
         <w:rPr>
           <w:rFonts w:ascii="Times New Roman" w:eastAsia="Times New Roman" w:hAnsi="Times New Roman" w:cs="Times New Roman"/>
@@ -351,61 +317,7 @@
           <w:sz w:val="24"/>
           <w:szCs w:val="24"/>
         </w:rPr>
-        <w:t xml:space="preserve"> SQL (</w:t>
-      </w:r>
-      <w:proofErr w:type="spellStart"/>
-      <w:r>
-        <w:rPr>
-          <w:rFonts w:ascii="Times New Roman" w:eastAsia="Times New Roman" w:hAnsi="Times New Roman" w:cs="Times New Roman"/>
-          <w:sz w:val="24"/>
-          <w:szCs w:val="24"/>
-        </w:rPr>
-        <w:t>PostgreSQL</w:t>
-      </w:r>
-      <w:proofErr w:type="spellEnd"/>
-      <w:r>
-        <w:rPr>
-          <w:rFonts w:ascii="Times New Roman" w:eastAsia="Times New Roman" w:hAnsi="Times New Roman" w:cs="Times New Roman"/>
-          <w:sz w:val="24"/>
-          <w:szCs w:val="24"/>
-        </w:rPr>
-        <w:t xml:space="preserve">, MySQL), </w:t>
-      </w:r>
-      <w:proofErr w:type="spellStart"/>
-      <w:r>
-        <w:rPr>
-          <w:rFonts w:ascii="Times New Roman" w:eastAsia="Times New Roman" w:hAnsi="Times New Roman" w:cs="Times New Roman"/>
-          <w:sz w:val="24"/>
-          <w:szCs w:val="24"/>
-        </w:rPr>
-        <w:t>NoSQL</w:t>
-      </w:r>
-      <w:proofErr w:type="spellEnd"/>
-      <w:r>
-        <w:rPr>
-          <w:rFonts w:ascii="Times New Roman" w:eastAsia="Times New Roman" w:hAnsi="Times New Roman" w:cs="Times New Roman"/>
-          <w:sz w:val="24"/>
-          <w:szCs w:val="24"/>
-        </w:rPr>
-        <w:t xml:space="preserve"> (</w:t>
-      </w:r>
-      <w:proofErr w:type="spellStart"/>
-      <w:r>
-        <w:rPr>
-          <w:rFonts w:ascii="Times New Roman" w:eastAsia="Times New Roman" w:hAnsi="Times New Roman" w:cs="Times New Roman"/>
-          <w:sz w:val="24"/>
-          <w:szCs w:val="24"/>
-        </w:rPr>
-        <w:t>MongoDB</w:t>
-      </w:r>
-      <w:proofErr w:type="spellEnd"/>
-      <w:r>
-        <w:rPr>
-          <w:rFonts w:ascii="Times New Roman" w:eastAsia="Times New Roman" w:hAnsi="Times New Roman" w:cs="Times New Roman"/>
-          <w:sz w:val="24"/>
-          <w:szCs w:val="24"/>
-        </w:rPr>
-        <w:t xml:space="preserve">, </w:t>
+        <w:t xml:space="preserve"> SQL (PostgreSQL, MySQL), NoSQL (MongoDB, </w:t>
       </w:r>
       <w:proofErr w:type="spellStart"/>
       <w:r>
@@ -449,73 +361,33 @@
           <w:sz w:val="24"/>
           <w:szCs w:val="24"/>
         </w:rPr>
-        <w:t xml:space="preserve">Cloud &amp; </w:t>
+        <w:t>Cloud &amp; DevOps:</w:t>
+      </w:r>
+      <w:r>
+        <w:rPr>
+          <w:rFonts w:ascii="Times New Roman" w:eastAsia="Times New Roman" w:hAnsi="Times New Roman" w:cs="Times New Roman"/>
+          <w:sz w:val="24"/>
+          <w:szCs w:val="24"/>
+        </w:rPr>
+        <w:t xml:space="preserve"> AWS (EC2, S3, RDS, Lambda), GCP (Cloud Run, </w:t>
       </w:r>
       <w:proofErr w:type="spellStart"/>
       <w:r>
         <w:rPr>
           <w:rFonts w:ascii="Times New Roman" w:eastAsia="Times New Roman" w:hAnsi="Times New Roman" w:cs="Times New Roman"/>
-          <w:b/>
-          <w:bCs/>
-          <w:sz w:val="24"/>
-          <w:szCs w:val="24"/>
-        </w:rPr>
-        <w:t>DevOps</w:t>
+          <w:sz w:val="24"/>
+          <w:szCs w:val="24"/>
+        </w:rPr>
+        <w:t>Firestore</w:t>
       </w:r>
       <w:proofErr w:type="spellEnd"/>
       <w:r>
         <w:rPr>
           <w:rFonts w:ascii="Times New Roman" w:eastAsia="Times New Roman" w:hAnsi="Times New Roman" w:cs="Times New Roman"/>
-          <w:b/>
-          <w:bCs/>
-          <w:sz w:val="24"/>
-          <w:szCs w:val="24"/>
-        </w:rPr>
-        <w:t>:</w:t>
-      </w:r>
-      <w:r>
-        <w:rPr>
-          <w:rFonts w:ascii="Times New Roman" w:eastAsia="Times New Roman" w:hAnsi="Times New Roman" w:cs="Times New Roman"/>
-          <w:sz w:val="24"/>
-          <w:szCs w:val="24"/>
-        </w:rPr>
-        <w:t xml:space="preserve"> AWS (EC2, S3, RDS, Lambda), GCP (Cloud Run, </w:t>
-      </w:r>
-      <w:proofErr w:type="spellStart"/>
-      <w:r>
-        <w:rPr>
-          <w:rFonts w:ascii="Times New Roman" w:eastAsia="Times New Roman" w:hAnsi="Times New Roman" w:cs="Times New Roman"/>
-          <w:sz w:val="24"/>
-          <w:szCs w:val="24"/>
-        </w:rPr>
-        <w:t>Firestore</w:t>
-      </w:r>
-      <w:proofErr w:type="spellEnd"/>
-      <w:r>
-        <w:rPr>
-          <w:rFonts w:ascii="Times New Roman" w:eastAsia="Times New Roman" w:hAnsi="Times New Roman" w:cs="Times New Roman"/>
-          <w:sz w:val="24"/>
-          <w:szCs w:val="24"/>
-        </w:rPr>
-        <w:t xml:space="preserve">, Pub/Sub), </w:t>
-      </w:r>
-      <w:proofErr w:type="spellStart"/>
-      <w:r>
-        <w:rPr>
-          <w:rFonts w:ascii="Times New Roman" w:eastAsia="Times New Roman" w:hAnsi="Times New Roman" w:cs="Times New Roman"/>
-          <w:sz w:val="24"/>
-          <w:szCs w:val="24"/>
-        </w:rPr>
-        <w:t>Docker</w:t>
-      </w:r>
-      <w:proofErr w:type="spellEnd"/>
-      <w:r>
-        <w:rPr>
-          <w:rFonts w:ascii="Times New Roman" w:eastAsia="Times New Roman" w:hAnsi="Times New Roman" w:cs="Times New Roman"/>
-          <w:sz w:val="24"/>
-          <w:szCs w:val="24"/>
-        </w:rPr>
-        <w:t>, CI/CD pipelines</w:t>
+          <w:sz w:val="24"/>
+          <w:szCs w:val="24"/>
+        </w:rPr>
+        <w:t>, Pub/Sub), Docker, CI/CD pipelines</w:t>
       </w:r>
     </w:p>
     <w:p>
@@ -768,29 +640,7 @@
           <w:sz w:val="24"/>
           <w:szCs w:val="24"/>
         </w:rPr>
-        <w:t xml:space="preserve">SQL and </w:t>
-      </w:r>
-      <w:proofErr w:type="spellStart"/>
-      <w:r>
-        <w:rPr>
-          <w:rFonts w:ascii="Times New Roman" w:eastAsia="Times New Roman" w:hAnsi="Times New Roman" w:cs="Times New Roman"/>
-          <w:b/>
-          <w:bCs/>
-          <w:sz w:val="24"/>
-          <w:szCs w:val="24"/>
-        </w:rPr>
-        <w:t>NoSQL</w:t>
-      </w:r>
-      <w:proofErr w:type="spellEnd"/>
-      <w:r>
-        <w:rPr>
-          <w:rFonts w:ascii="Times New Roman" w:eastAsia="Times New Roman" w:hAnsi="Times New Roman" w:cs="Times New Roman"/>
-          <w:b/>
-          <w:bCs/>
-          <w:sz w:val="24"/>
-          <w:szCs w:val="24"/>
-        </w:rPr>
-        <w:t xml:space="preserve"> database schemas</w:t>
+        <w:t>SQL and NoSQL database schemas</w:t>
       </w:r>
       <w:r>
         <w:rPr>
@@ -1030,25 +880,7 @@
           <w:sz w:val="24"/>
           <w:szCs w:val="24"/>
         </w:rPr>
-        <w:t xml:space="preserve">Introduced </w:t>
-      </w:r>
-      <w:proofErr w:type="spellStart"/>
-      <w:r>
-        <w:rPr>
-          <w:rFonts w:ascii="Times New Roman" w:eastAsia="Times New Roman" w:hAnsi="Times New Roman" w:cs="Times New Roman"/>
-          <w:sz w:val="24"/>
-          <w:szCs w:val="24"/>
-        </w:rPr>
-        <w:t>observability</w:t>
-      </w:r>
-      <w:proofErr w:type="spellEnd"/>
-      <w:r>
-        <w:rPr>
-          <w:rFonts w:ascii="Times New Roman" w:eastAsia="Times New Roman" w:hAnsi="Times New Roman" w:cs="Times New Roman"/>
-          <w:sz w:val="24"/>
-          <w:szCs w:val="24"/>
-        </w:rPr>
-        <w:t xml:space="preserve"> tools and monitoring pipelines that proactively identified bottlenecks, improving uptime and reducing operational costs.</w:t>
+        <w:t>Introduced observability tools and monitoring pipelines that proactively identified bottlenecks, improving uptime and reducing operational costs.</w:t>
       </w:r>
     </w:p>
     <w:p>
@@ -1303,7 +1135,6 @@
         </w:rPr>
         <w:t xml:space="preserve">Built containerized environments with </w:t>
       </w:r>
-      <w:proofErr w:type="spellStart"/>
       <w:r>
         <w:rPr>
           <w:rFonts w:ascii="Times New Roman" w:eastAsia="Times New Roman" w:hAnsi="Times New Roman" w:cs="Times New Roman"/>
@@ -1314,7 +1145,6 @@
         </w:rPr>
         <w:t>Docker</w:t>
       </w:r>
-      <w:proofErr w:type="spellEnd"/>
       <w:r>
         <w:rPr>
           <w:rFonts w:ascii="Times New Roman" w:eastAsia="Times New Roman" w:hAnsi="Times New Roman" w:cs="Times New Roman"/>
@@ -1641,25 +1471,7 @@
           <w:sz w:val="24"/>
           <w:szCs w:val="24"/>
         </w:rPr>
-        <w:t xml:space="preserve">Designed normalized SQL schemas and implemented </w:t>
-      </w:r>
-      <w:proofErr w:type="spellStart"/>
-      <w:r>
-        <w:rPr>
-          <w:rFonts w:ascii="Times New Roman" w:eastAsia="Times New Roman" w:hAnsi="Times New Roman" w:cs="Times New Roman"/>
-          <w:sz w:val="24"/>
-          <w:szCs w:val="24"/>
-        </w:rPr>
-        <w:t>NoSQL</w:t>
-      </w:r>
-      <w:proofErr w:type="spellEnd"/>
-      <w:r>
-        <w:rPr>
-          <w:rFonts w:ascii="Times New Roman" w:eastAsia="Times New Roman" w:hAnsi="Times New Roman" w:cs="Times New Roman"/>
-          <w:sz w:val="24"/>
-          <w:szCs w:val="24"/>
-        </w:rPr>
-        <w:t xml:space="preserve"> data models, allowing systems to balance strong consistency with high availability.</w:t>
+        <w:t>Designed normalized SQL schemas and implemented NoSQL data models, allowing systems to balance strong consistency with high availability.</w:t>
       </w:r>
     </w:p>
     <w:p>
@@ -1709,7 +1521,6 @@
         </w:rPr>
         <w:t xml:space="preserve">Leveraged </w:t>
       </w:r>
-      <w:proofErr w:type="spellStart"/>
       <w:r>
         <w:rPr>
           <w:rFonts w:ascii="Times New Roman" w:eastAsia="Times New Roman" w:hAnsi="Times New Roman" w:cs="Times New Roman"/>
@@ -1718,18 +1529,7 @@
           <w:sz w:val="24"/>
           <w:szCs w:val="24"/>
         </w:rPr>
-        <w:t>Docker</w:t>
-      </w:r>
-      <w:proofErr w:type="spellEnd"/>
-      <w:r>
-        <w:rPr>
-          <w:rFonts w:ascii="Times New Roman" w:eastAsia="Times New Roman" w:hAnsi="Times New Roman" w:cs="Times New Roman"/>
-          <w:b/>
-          <w:bCs/>
-          <w:sz w:val="24"/>
-          <w:szCs w:val="24"/>
-        </w:rPr>
-        <w:t xml:space="preserve"> containers</w:t>
+        <w:t>Docker containers</w:t>
       </w:r>
       <w:r>
         <w:rPr>
@@ -2263,7 +2063,6 @@
           <w:szCs w:val="24"/>
         </w:rPr>
       </w:pPr>
-      <w:proofErr w:type="spellStart"/>
       <w:r>
         <w:rPr>
           <w:rFonts w:ascii="Times New Roman" w:eastAsia="Times New Roman" w:hAnsi="Times New Roman" w:cs="Times New Roman"/>
@@ -2272,44 +2071,15 @@
           <w:sz w:val="24"/>
           <w:szCs w:val="24"/>
         </w:rPr>
-        <w:t>Fintech</w:t>
-      </w:r>
-      <w:proofErr w:type="spellEnd"/>
-      <w:r>
-        <w:rPr>
-          <w:rFonts w:ascii="Times New Roman" w:eastAsia="Times New Roman" w:hAnsi="Times New Roman" w:cs="Times New Roman"/>
-          <w:b/>
-          <w:bCs/>
-          <w:sz w:val="24"/>
-          <w:szCs w:val="24"/>
-        </w:rPr>
-        <w:t xml:space="preserve"> Transaction Engine:</w:t>
-      </w:r>
-      <w:r>
-        <w:rPr>
-          <w:rFonts w:ascii="Times New Roman" w:eastAsia="Times New Roman" w:hAnsi="Times New Roman" w:cs="Times New Roman"/>
-          <w:sz w:val="24"/>
-          <w:szCs w:val="24"/>
-        </w:rPr>
-        <w:t xml:space="preserve"> Developed a secure, containerized payments gateway integrating SQL and </w:t>
-      </w:r>
-      <w:proofErr w:type="spellStart"/>
-      <w:r>
-        <w:rPr>
-          <w:rFonts w:ascii="Times New Roman" w:eastAsia="Times New Roman" w:hAnsi="Times New Roman" w:cs="Times New Roman"/>
-          <w:sz w:val="24"/>
-          <w:szCs w:val="24"/>
-        </w:rPr>
-        <w:t>NoSQL</w:t>
-      </w:r>
-      <w:proofErr w:type="spellEnd"/>
-      <w:r>
-        <w:rPr>
-          <w:rFonts w:ascii="Times New Roman" w:eastAsia="Times New Roman" w:hAnsi="Times New Roman" w:cs="Times New Roman"/>
-          <w:sz w:val="24"/>
-          <w:szCs w:val="24"/>
-        </w:rPr>
-        <w:t xml:space="preserve"> databases, ensuring low-latency processing.</w:t>
+        <w:t>Fintech Transaction Engine:</w:t>
+      </w:r>
+      <w:r>
+        <w:rPr>
+          <w:rFonts w:ascii="Times New Roman" w:eastAsia="Times New Roman" w:hAnsi="Times New Roman" w:cs="Times New Roman"/>
+          <w:sz w:val="24"/>
+          <w:szCs w:val="24"/>
+        </w:rPr>
+        <w:t xml:space="preserve"> Developed a secure, containerized payments gateway integrating SQL and NoSQL databases, ensuring low-latency processing.</w:t>
       </w:r>
     </w:p>
     <w:p>
@@ -2440,7 +2210,6 @@
           <w:szCs w:val="24"/>
         </w:rPr>
       </w:pPr>
-      <w:proofErr w:type="spellStart"/>
       <w:r>
         <w:rPr>
           <w:rFonts w:ascii="Times New Roman" w:eastAsia="Times New Roman" w:hAnsi="Times New Roman" w:cs="Times New Roman"/>
@@ -2449,18 +2218,7 @@
           <w:sz w:val="24"/>
           <w:szCs w:val="24"/>
         </w:rPr>
-        <w:t>Docker</w:t>
-      </w:r>
-      <w:proofErr w:type="spellEnd"/>
-      <w:r>
-        <w:rPr>
-          <w:rFonts w:ascii="Times New Roman" w:eastAsia="Times New Roman" w:hAnsi="Times New Roman" w:cs="Times New Roman"/>
-          <w:b/>
-          <w:bCs/>
-          <w:sz w:val="24"/>
-          <w:szCs w:val="24"/>
-        </w:rPr>
-        <w:t xml:space="preserve"> Certified Associate (DCA)</w:t>
+        <w:t>Docker Certified Associate (DCA)</w:t>
       </w:r>
     </w:p>
     <w:p>
@@ -7203,7 +6961,7 @@
 </file>
 
 <file path=customXml/itemProps1.xml><?xml version="1.0" encoding="utf-8"?>
-<ds:datastoreItem xmlns:ds="http://schemas.openxmlformats.org/officeDocument/2006/customXml" ds:itemID="{CD9A308D-95A6-4CD8-8175-6378BAB5683D}">
+<ds:datastoreItem xmlns:ds="http://schemas.openxmlformats.org/officeDocument/2006/customXml" ds:itemID="{AE1F97C4-16F5-4A34-8172-82423FC10164}">
   <ds:schemaRefs>
     <ds:schemaRef ds:uri="http://schemas.openxmlformats.org/officeDocument/2006/bibliography"/>
   </ds:schemaRefs>
